--- a/Caaa-Apo/A606-Man.docx
+++ b/Caaa-Apo/A606-Man.docx
@@ -10,12 +10,10 @@
         <w:jc w:val="center"/>
         <w:rPr>
           <w:rFonts w:ascii="Pochaevsk" w:hAnsi="Pochaevsk"/>
-          <w:i/>
-          <w:iCs/>
           <w:color w:val="C00000"/>
           <w:sz w:val="32"/>
           <w:szCs w:val="32"/>
-          <w:lang w:val="en-GB" w:eastAsia="en-GB" w:bidi="he-IL"/>
+          <w:lang w:val="en-GB"/>
         </w:rPr>
       </w:pPr>
       <w:r>
@@ -35,7 +33,71 @@
           <w:sz w:val="32"/>
           <w:szCs w:val="32"/>
         </w:rPr>
-        <w:t>оли́тва Манассі́и Царѧ̀ І҆ꙋде́йска</w:t>
+        <w:t xml:space="preserve">оли́тва </w:t>
+      </w:r>
+      <w:r>
+        <w:rPr>
+          <w:rFonts w:ascii="Pochaevsk" w:hAnsi="Pochaevsk"/>
+          <w:color w:val="C00000"/>
+          <w:sz w:val="32"/>
+          <w:szCs w:val="32"/>
+        </w:rPr>
+        <w:t>м</w:t>
+      </w:r>
+      <w:r>
+        <w:rPr>
+          <w:rFonts w:ascii="Pochaevsk" w:hAnsi="Pochaevsk"/>
+          <w:color w:val="C00000"/>
+          <w:sz w:val="32"/>
+          <w:szCs w:val="32"/>
+        </w:rPr>
+        <w:t xml:space="preserve">анассі́и </w:t>
+      </w:r>
+      <w:r>
+        <w:rPr>
+          <w:rFonts w:ascii="Pochaevsk" w:hAnsi="Pochaevsk"/>
+          <w:color w:val="C00000"/>
+          <w:sz w:val="32"/>
+          <w:szCs w:val="32"/>
+        </w:rPr>
+        <w:t>ц</w:t>
+      </w:r>
+      <w:r>
+        <w:rPr>
+          <w:rFonts w:ascii="Pochaevsk" w:hAnsi="Pochaevsk"/>
+          <w:color w:val="C00000"/>
+          <w:sz w:val="32"/>
+          <w:szCs w:val="32"/>
+        </w:rPr>
+        <w:t xml:space="preserve">арѧ̀ </w:t>
+      </w:r>
+      <w:r>
+        <w:rPr>
+          <w:rFonts w:ascii="Pochaevsk" w:hAnsi="Pochaevsk"/>
+          <w:color w:val="C00000"/>
+          <w:sz w:val="32"/>
+          <w:szCs w:val="32"/>
+        </w:rPr>
+        <w:t>і҆</w:t>
+      </w:r>
+      <w:r>
+        <w:rPr>
+          <w:rFonts w:ascii="Pochaevsk" w:hAnsi="Pochaevsk"/>
+          <w:color w:val="C00000"/>
+          <w:sz w:val="32"/>
+          <w:szCs w:val="32"/>
+        </w:rPr>
+        <w:t>ꙋде́йска</w:t>
+      </w:r>
+      <w:r>
+        <w:rPr>
+          <w:rFonts w:ascii="Pochaevsk" w:hAnsi="Pochaevsk"/>
+          <w:color w:val="C00000"/>
+          <w:sz w:val="32"/>
+          <w:szCs w:val="32"/>
+          <w:lang w:val="en-GB"/>
+        </w:rPr>
+        <w:t>.</w:t>
       </w:r>
     </w:p>
     <w:p>
